--- a/DOCUMENTO_IEEE_PROYECTO_SIEMBRAS.docx
+++ b/DOCUMENTO_IEEE_PROYECTO_SIEMBRAS.docx
@@ -141,163 +141,19 @@
               </w:rPr>
             </w:pPr>
             <w:r>
-              <w:rPr>
-                <w:rFonts w:asciiTheme="majorHAnsi" w:hAnsiTheme="majorHAnsi" w:cstheme="majorHAnsi"/>
-                <w:b/>
-                <w:color w:val="003366"/>
-                <w:sz w:val="18"/>
-                <w:lang w:val="es-CO"/>
-              </w:rPr>
               <w:t>METADATOS DEL DOCUMENTO TÉCNICO ESTÁNDAR IEEE</w:t>
-            </w:r>
-            <w:r>
-              <w:rPr>
-                <w:rFonts w:asciiTheme="majorHAnsi" w:hAnsiTheme="majorHAnsi" w:cstheme="majorHAnsi"/>
-                <w:b/>
-                <w:color w:val="003366"/>
-                <w:sz w:val="18"/>
-                <w:lang w:val="es-CO"/>
-              </w:rPr>
               <w:br/>
-            </w:r>
-            <w:r>
-              <w:rPr>
-                <w:rFonts w:asciiTheme="majorHAnsi" w:hAnsiTheme="majorHAnsi" w:cstheme="majorHAnsi"/>
-                <w:b/>
-                <w:color w:val="2E7D32"/>
-                <w:sz w:val="17"/>
-                <w:lang w:val="es-CO"/>
-              </w:rPr>
-              <w:t xml:space="preserve">• Identificador Estándar: </w:t>
-            </w:r>
-            <w:r>
-              <w:rPr>
-                <w:rFonts w:asciiTheme="majorHAnsi" w:hAnsiTheme="majorHAnsi" w:cstheme="majorHAnsi"/>
-                <w:color w:val="212121"/>
-                <w:sz w:val="17"/>
-                <w:lang w:val="es-CO"/>
-              </w:rPr>
-              <w:t>IEEE-STD-AGRO-2026-01 | Cumplimiento IEEE Std 830-1998 (SRS)</w:t>
-            </w:r>
-            <w:r>
-              <w:rPr>
-                <w:rFonts w:asciiTheme="majorHAnsi" w:hAnsiTheme="majorHAnsi" w:cstheme="majorHAnsi"/>
-                <w:color w:val="212121"/>
-                <w:sz w:val="17"/>
-                <w:lang w:val="es-CO"/>
-              </w:rPr>
+              <w:t>• Identificador Estándar: IEEE-STD-AGRO-2026-01 | Cumplimiento IEEE Std 830-1998 (SRS)</w:t>
               <w:br/>
-            </w:r>
-            <w:r>
-              <w:rPr>
-                <w:rFonts w:asciiTheme="majorHAnsi" w:hAnsiTheme="majorHAnsi" w:cstheme="majorHAnsi"/>
-                <w:b/>
-                <w:color w:val="2E7D32"/>
-                <w:sz w:val="17"/>
-                <w:lang w:val="es-CO"/>
-              </w:rPr>
-              <w:t xml:space="preserve">• Ecosistema Evaluado: </w:t>
-            </w:r>
-            <w:r>
-              <w:rPr>
-                <w:rFonts w:asciiTheme="majorHAnsi" w:hAnsiTheme="majorHAnsi" w:cstheme="majorHAnsi"/>
-                <w:color w:val="212121"/>
-                <w:sz w:val="17"/>
-                <w:lang w:val="es-CO"/>
-              </w:rPr>
-              <w:t>Cliente Móvil Flutter (Dart 3) + Pasarela FastAPI + Microsoft Access Jet/ACE</w:t>
-            </w:r>
-            <w:r>
-              <w:rPr>
-                <w:rFonts w:asciiTheme="majorHAnsi" w:hAnsiTheme="majorHAnsi" w:cstheme="majorHAnsi"/>
-                <w:color w:val="212121"/>
-                <w:sz w:val="17"/>
-                <w:lang w:val="es-CO"/>
-              </w:rPr>
+              <w:t>• Ecosistema Evaluado: Cliente Móvil Flutter (Dart 3) + Pasarela FastAPI + Microsoft Access Jet/ACE</w:t>
               <w:br/>
-            </w:r>
-            <w:r>
-              <w:rPr>
-                <w:rFonts w:asciiTheme="majorHAnsi" w:hAnsiTheme="majorHAnsi" w:cstheme="majorHAnsi"/>
-                <w:b/>
-                <w:color w:val="2E7D32"/>
-                <w:sz w:val="17"/>
-                <w:lang w:val="es-CO"/>
-              </w:rPr>
-              <w:t xml:space="preserve">• Dispositivos de Prueba: </w:t>
-            </w:r>
-            <w:r>
-              <w:rPr>
-                <w:rFonts w:asciiTheme="majorHAnsi" w:hAnsiTheme="majorHAnsi" w:cstheme="majorHAnsi"/>
-                <w:color w:val="212121"/>
-                <w:sz w:val="17"/>
-                <w:lang w:val="es-CO"/>
-              </w:rPr>
-              <w:t>Motorola Moto G52 (Físico, 446 DPI, Android 12) &amp; Tablet Industrial AVD (320 DPI)</w:t>
-            </w:r>
-            <w:r>
-              <w:rPr>
-                <w:rFonts w:asciiTheme="majorHAnsi" w:hAnsiTheme="majorHAnsi" w:cstheme="majorHAnsi"/>
-                <w:color w:val="212121"/>
-                <w:sz w:val="17"/>
-                <w:lang w:val="es-CO"/>
-              </w:rPr>
+              <w:t>• Dispositivos de Prueba: Dispositivos Android (Motorola Moto G52 (Físico, 446 DPI, Android 12) &amp; Dispositivo AVD (320 DPI)</w:t>
               <w:br/>
-            </w:r>
-            <w:r>
-              <w:rPr>
-                <w:rFonts w:asciiTheme="majorHAnsi" w:hAnsiTheme="majorHAnsi" w:cstheme="majorHAnsi"/>
-                <w:b/>
-                <w:color w:val="2E7D32"/>
-                <w:sz w:val="17"/>
-                <w:lang w:val="es-CO"/>
-              </w:rPr>
-              <w:t xml:space="preserve">• Alcance de Validación: </w:t>
-            </w:r>
-            <w:r>
-              <w:rPr>
-                <w:rFonts w:asciiTheme="majorHAnsi" w:hAnsiTheme="majorHAnsi" w:cstheme="majorHAnsi"/>
-                <w:color w:val="212121"/>
-                <w:sz w:val="17"/>
-                <w:lang w:val="es-CO"/>
-              </w:rPr>
-              <w:t>22 Casos de Prueba Formales (TC-01 a TC-22), 777 Variedades Comerciales, 27 Familias</w:t>
-            </w:r>
-            <w:r>
-              <w:rPr>
-                <w:rFonts w:asciiTheme="majorHAnsi" w:hAnsiTheme="majorHAnsi" w:cstheme="majorHAnsi"/>
-                <w:color w:val="212121"/>
-                <w:sz w:val="17"/>
-                <w:lang w:val="es-CO"/>
-              </w:rPr>
+              <w:t>• Versión del Sistema: 1.0.0 (Versión 1 - Octubre 2026)</w:t>
               <w:br/>
-            </w:r>
-            <w:r>
-              <w:rPr>
-                <w:rFonts w:asciiTheme="majorHAnsi" w:hAnsiTheme="majorHAnsi" w:cstheme="majorHAnsi"/>
-                <w:b/>
-                <w:color w:val="2E7D32"/>
-                <w:sz w:val="17"/>
-                <w:lang w:val="es-CO"/>
-              </w:rPr>
-              <w:t xml:space="preserve">• Fecha de Publicación: </w:t>
-            </w:r>
-            <w:r>
-              <w:rPr>
-                <w:rFonts w:asciiTheme="majorHAnsi" w:hAnsiTheme="majorHAnsi" w:cstheme="majorHAnsi"/>
-                <w:color w:val="212121"/>
-                <w:sz w:val="17"/>
-                <w:lang w:val="es-CO"/>
-              </w:rPr>
-              <w:t>Octubre de 2026 • Estado: Documento Aprobado y Certificado</w:t>
-            </w:r>
-            <w:r>
-              <w:rPr>
-                <w:rFonts w:asciiTheme="majorHAnsi" w:hAnsiTheme="majorHAnsi" w:cstheme="majorHAnsi"/>
-                <w:color w:val="212121"/>
-                <w:sz w:val="17"/>
-                <w:lang w:val="es-CO"/>
-              </w:rPr>
+              <w:t>• Alcance de Validación: 22 Casos de Prueba Formales (TC-01 a TC-22), 777 Variedades Comerciales, 27 Familias</w:t>
+              <w:br/>
+              <w:t>• Fecha de Publicación: Octubre de 2026 • Estado: Documento Aprobado y Certificado</w:t>
               <w:br/>
             </w:r>
           </w:p>
@@ -364,7 +220,7 @@
           <w:sz w:val="18"/>
           <w:lang w:val="es-CO"/>
         </w:rPr>
-        <w:t>diante un semáforo multihilo global (db_lock), garantizando transaccionalidad ACID estricta y cerrando archivos de bloqueo (.laccdb) huérfanos. El sistema fue evaluado a través de un protocolo de prueba de caja negra integral sobre 22 casos de prueba (TC-01 a TC-22) en teléfonos móviles de alta densidad (Motorola Moto G52) y tablets de campo, gestionando un catálogo activo de 777 variedades y 27 familias botánicas. Los resultados confirmaron una latencia transaccional local inferior a 200 ms, cero pérdida d</w:t>
+        <w:t>diante un semáforo multihilo global (db_lock), garantizando transaccionalidad ACID estricta y cerrando archivos de bloqueo (.laccdb) huérfanos. El sistema fue evaluado a través de un protocolo de prueba de caja negra integral sobre 22 casos de prueba (TC-01 a TC-22) en teléfonos móviles de alta densidad (Motorola Moto G52) y dispositivos Android de campo, gestionando un catálogo activo de 777 variedades y 27 familias botánicas. Los resultados confirmaron una latencia transaccional local inferior a 200 ms, cero pérdida d</w:t>
       </w:r>
       <w:r>
         <w:rPr>
@@ -2639,7 +2495,7 @@
                 <w:sz w:val="16"/>
                 <w:lang w:val="es-CO"/>
               </w:rPr>
-              <w:t>Latencia de guardado transaccional en tablet &lt; 250 ms.</w:t>
+              <w:t>Latencia de guardado transaccional en dispositivo Android &lt; 250 ms.</w:t>
             </w:r>
           </w:p>
         </w:tc>
@@ -2924,8 +2780,7 @@
                 <w:sz w:val="16"/>
                 <w:lang w:val="es-CO"/>
               </w:rPr>
-              <w:lastRenderedPageBreak/>
-              <w:t>sincronizaciones multi-tablet.</w:t>
+              <w:t>sincronizaciones multi-dispositivo Android.</w:t>
             </w:r>
           </w:p>
         </w:tc>
@@ -3104,13 +2959,7 @@
               </w:rPr>
             </w:pPr>
             <w:r>
-              <w:rPr>
-                <w:rFonts w:asciiTheme="majorHAnsi" w:hAnsiTheme="majorHAnsi" w:cstheme="majorHAnsi"/>
-                <w:color w:val="212121"/>
-                <w:sz w:val="16"/>
-                <w:lang w:val="es-CO"/>
-              </w:rPr>
-              <w:t>Rotación dinámica responsiva en pantallas de 446 DPI y tablets 10" (Portrait/Landscape).</w:t>
+              <w:t>Rotación dinámica responsiva en dispositivos Android (smartphones y pantallas de campo, Portrait/Landscape).</w:t>
             </w:r>
           </w:p>
         </w:tc>
@@ -3431,7 +3280,7 @@
           <w:sz w:val="17"/>
           <w:lang w:val="es-CO"/>
         </w:rPr>
-        <w:t>Desacoplamiento entre la capa de campo (Android Tablet con SQLite WAL y respaldo JSON permanente) y el servidor central Windows (FastAPI con serialización multihilo db_lock conectada vía ODBC a Microsoft Access).</w:t>
+        <w:t>Desacoplamiento entre la capa de campo (Dispositivos Android con SQLite WAL y respaldo JSON permanente) y el servidor central Windows (FastAPI con serialización multihilo db_lock conectada vía ODBC a Microsoft Access).</w:t>
       </w:r>
     </w:p>
     <w:p>
@@ -3698,7 +3547,7 @@
           <w:sz w:val="19"/>
           <w:lang w:val="es-CO"/>
         </w:rPr>
-        <w:t>Para erradicar la pérdida de registros provocada por apagados súbitos de la tablet debido al agotamiento de batería en jornadas extensas, se desarrolló el componente PersistentBackupService, el cual estructura tres barreras de protección:</w:t>
+        <w:t>Para erradicar la pérdida de registros provocada por apagados súbitos del dispositivo Android debido al agotamiento de batería en jornadas extensas, se desarrolló el componente PersistentBackupService, el cual estructura tres barreras de protección:</w:t>
       </w:r>
     </w:p>
     <w:p>
@@ -3754,7 +3603,7 @@
           <w:sz w:val="19"/>
           <w:lang w:val="es-CO"/>
         </w:rPr>
-        <w:t>Volcado asíncrono en un archivo plano JSON (backup_siembras_permanente.json) en almacenamiento no volátil de la tablet.</w:t>
+        <w:t>Volcado asíncrono en un archivo plano JSON (backup_siembras_permanente.json) en almacenamiento no volátil del dispositivo Android.</w:t>
       </w:r>
     </w:p>
     <w:p>
@@ -3873,7 +3722,7 @@
           <w:sz w:val="17"/>
           <w:lang w:val="es-CO"/>
         </w:rPr>
-        <w:t>Flujo metodológico desde la captura offline, validación de conectividad Wi-Fi, serialización por mutex db_lock en backend, optimización de punteros de secuencia y confirmación atómica hacia la tablet.</w:t>
+        <w:t>Flujo metodológico desde la captura offline, validación de conectividad Wi-Fi, serialización por mutex db_lock en backend, optimización de punteros de secuencia y confirmación atómica hacia el dispositivo Android.</w:t>
       </w:r>
     </w:p>
     <w:p>
@@ -3910,7 +3759,7 @@
           <w:sz w:val="19"/>
           <w:lang w:val="es-CO"/>
         </w:rPr>
-        <w:t>El protocolo detallado en la Fig. 3 sigue un esquema Push-Pull a demanda. La tablet empaqueta los registros pendientes en un objeto SyncRequest firmado con UUIDs y marcas de tiempo UTC. Al arribar a la pasarela FastAPI, la petición es procesada por la función generadora get_db():</w:t>
+        <w:t>El protocolo detallado en la Fig. 3 sigue un esquema Push-Pull a demanda. El dispositivo Android empaqueta los registros pendientes en un objeto SyncRequest firmado con UUIDs y marcas de tiempo UTC. Al arribar a la pasarela FastAPI, la petición es procesada por la función generadora get_db():</w:t>
       </w:r>
     </w:p>
     <w:tbl>
@@ -4159,7 +4008,7 @@
           <w:sz w:val="19"/>
           <w:lang w:val="es-CO"/>
         </w:rPr>
-        <w:t>La interfaz móvil fue diseñada siguiendo las directrices de Material Design 3 y adaptada para pantallas táctiles en condiciones reales de campo (invernaderos florícolas comerciales con alta radiación solar). La Fig. 4 exhibe la captura fotográfica en campo de la tablet industrial operando con la interfaz real de la aplicación.</w:t>
+        <w:t>La interfaz móvil fue diseñada siguiendo las directrices de Material Design 3 y adaptada para pantallas táctiles en condiciones reales de campo (invernaderos florícolas comerciales con alta radiación solar). La Fig. 4 exhibe la captura fotográfica en campo del dispositivo Android operando con la interfaz real de la aplicación.</w:t>
       </w:r>
     </w:p>
     <w:p>
@@ -4229,7 +4078,7 @@
           <w:sz w:val="18"/>
           <w:lang w:val="es-CO"/>
         </w:rPr>
-        <w:t xml:space="preserve">Fig. 4. </w:t>
+        <w:t>Fig. 4. Interfaz real de la aplicación en dispositivo Android dentro de invernadero comercial. Fotografía en campo donde se aprecia la pantalla real de la app: AppBar verde institucional '#7CB342' con el título 'Siembra', botón de sincronización asistida 'SINCRONIZAR (2)', barra de filtros con chips multivarietales (TODAS, POMPÓN, CREMÓN, MATSUMOTO, LIRIOS, GIRASOL), selector de semana agronómica y grilla de camas con estados ACTIVA y MULTIVARIEDAD.</w:t>
       </w:r>
       <w:r>
         <w:rPr>
@@ -4239,7 +4088,6 @@
           <w:sz w:val="18"/>
           <w:lang w:val="es-CO"/>
         </w:rPr>
-        <w:t xml:space="preserve">Interfaz real de la aplicación en tablet industrial dentro de invernadero comercial. </w:t>
       </w:r>
       <w:r>
         <w:rPr>
@@ -4249,7 +4097,6 @@
           <w:sz w:val="17"/>
           <w:lang w:val="es-CO"/>
         </w:rPr>
-        <w:t>Fotografía en campo donde se aprecia la pantalla real de la app: AppBar verde institucional '#7CB342' con el título 'Siembra', botón de sincronización asistida 'SINCRONIZAR (2)', barra de filtros con chips multivarietales (TODAS, POMPÓN, CREMÓN, MATSUMOTO, LIRIOS, GIRASOL), selector de semana agronómica y grilla de camas con estados ACTIVA y MULTIVARIEDAD.</w:t>
       </w:r>
     </w:p>
     <w:p>
@@ -4407,7 +4254,7 @@
           <w:sz w:val="19"/>
           <w:lang w:val="es-CO"/>
         </w:rPr>
-        <w:t>Se implementó el servicio ReporteService que compila documentos PDF nativos en formato A4 apaisado directamente en la tablet. El documento generado incorpora el logotipo institucional, tablas formateadas con totales agrupados, cálculo de tallos totales y firmas de supervisión, permitiendo la impresión inalámbrica directa hacia impresoras Wi-Fi o Bluetooth en los centros de acopio.</w:t>
+        <w:t>Se implementó el servicio ReporteService que compila documentos PDF nativos en formato A4 apaisado directamente en el dispositivo Android. El documento generado incorpora el logotipo institucional, tablas formateadas con totales agrupados, cálculo de tallos totales y firmas de supervisión, permitiendo la impresión inalámbrica directa hacia impresoras Wi-Fi o Bluetooth en los centros de acopio.</w:t>
       </w:r>
     </w:p>
     <w:p>
@@ -4444,7 +4291,7 @@
           <w:sz w:val="19"/>
           <w:lang w:val="es-CO"/>
         </w:rPr>
-        <w:t>Para validar la robustez y conformidad del software, se ejecutó un protocolo formal de Pruebas de Caja Negra Integral documentado en el informe oficial de calidad [8]. Las pruebas evaluaron tanto dispositivos físicos de alta resolución como emuladores de tablets industriales bajo condiciones extremas de partición de red y estrés transaccional.</w:t>
+        <w:t>Para validar la robustez y conformidad del software, se ejecutó un protocolo formal de Pruebas de Caja Negra Integral documentado en el informe oficial de calidad [8]. Las pruebas evaluaron tanto dispositivos físicos de alta resolución como emuladores de dispositivos Android bajo condiciones extremas de partición de red y estrés transaccional.</w:t>
       </w:r>
     </w:p>
     <w:p>
@@ -4687,7 +4534,7 @@
                 <w:color w:val="212121"/>
                 <w:sz w:val="16"/>
               </w:rPr>
-              <w:t>Tablet Siembras AVD (Virtual)</w:t>
+              <w:t>Dispositivo Android AVD (Virtual)</w:t>
             </w:r>
           </w:p>
         </w:tc>
@@ -6841,7 +6688,7 @@
                 <w:sz w:val="16"/>
                 <w:lang w:val="es-CO"/>
               </w:rPr>
-              <w:t>Apagado súbito de tablet en medio de sesión</w:t>
+              <w:t>Apagado súbito de dispositivo Android en medio de sesión</w:t>
             </w:r>
           </w:p>
         </w:tc>
@@ -7979,7 +7826,7 @@
           <w:sz w:val="19"/>
           <w:lang w:val="es-CO"/>
         </w:rPr>
-        <w:t>1) Primacía del Modo Manual de Sincronización: Inicialmente se exploró un mecanismo de auto-sincronización reactivo que disparaba la transferencia en el instante exacto en que la tablet detectaba señal Wi-Fi. Sin embargo, en los linderos de los bloques donde la señal fluctúa constantemente entre 1 y 2 barras de potencia, este comportamiento saturaba la cola de peticiones con reconexiones fallidas y consumía rápidamente la batería del dispositivo. La decisión de mantener una sincronización estrictamente manu</w:t>
+        <w:t>1) Primacía del Modo Manual de Sincronización: Inicialmente se exploró un mecanismo de auto-sincronización reactivo que disparaba la transferencia en el instante exacto en que el dispositivo Android detectaba señal Wi-Fi. Sin embargo, en los linderos de los bloques donde la señal fluctúa constantemente entre 1 y 2 barras de potencia, este comportamiento saturaba la cola de peticiones con reconexiones fallidas y consumía rápidamente la batería del dispositivo. La decisión de mantener una sincronización estrictamente manu</w:t>
       </w:r>
       <w:r>
         <w:rPr>
@@ -7988,7 +7835,7 @@
           <w:sz w:val="19"/>
           <w:lang w:val="es-CO"/>
         </w:rPr>
-        <w:t>al asistida mediante botón brindó al usuario previsibilidad absoluta y optimizó la autonomía energética de las tablets.</w:t>
+        <w:t>al asistida mediante botón brindó al usuario previsibilidad absoluta y optimizó la autonomía energética de los dispositivos Android.</w:t>
       </w:r>
     </w:p>
     <w:p>

--- a/DOCUMENTO_IEEE_PROYECTO_SIEMBRAS.docx
+++ b/DOCUMENTO_IEEE_PROYECTO_SIEMBRAS.docx
@@ -133,13 +133,6 @@
             </w:tcMar>
           </w:tcPr>
           <w:p>
-            <w:pPr>
-              <w:spacing w:after="20"/>
-              <w:rPr>
-                <w:rFonts w:asciiTheme="majorHAnsi" w:hAnsiTheme="majorHAnsi" w:cstheme="majorHAnsi"/>
-                <w:lang w:val="es-CO"/>
-              </w:rPr>
-            </w:pPr>
             <w:r>
               <w:t>METADATOS DEL DOCUMENTO TÉCNICO ESTÁNDAR IEEE</w:t>
               <w:br/>
@@ -149,9 +142,9 @@
               <w:br/>
               <w:t>• Dispositivos de Prueba: Dispositivos Android (Motorola Moto G52 (Físico, 446 DPI, Android 12) &amp; Dispositivo AVD (320 DPI)</w:t>
               <w:br/>
-              <w:t>• Versión del Sistema: 1.0.0 (Versión 1 - Octubre 2026)</w:t>
+              <w:t>• Versión del Sistema: 1.1.0 (Actualizada: Partición Bilateral de Camas, Modo Mixto, Exclusión de Propagación Especial y Bloqueo a 2 Días - Octubre 2026)</w:t>
               <w:br/>
-              <w:t>• Alcance de Validación: 22 Casos de Prueba Formales (TC-01 a TC-22), 777 Variedades Comerciales, 27 Familias</w:t>
+              <w:t>• Alcance de Validación: 26 Casos de Prueba Formales (TC-01 a TC-26), 777 Variedades Comerciales, 27 Familias</w:t>
               <w:br/>
               <w:t>• Fecha de Publicación: Octubre de 2026 • Estado: Documento Aprobado y Certificado</w:t>
               <w:br/>
@@ -2241,6 +2234,174 @@
                 <w:sz w:val="16"/>
               </w:rPr>
               <w:t>Backend</w:t>
+            </w:r>
+          </w:p>
+        </w:tc>
+      </w:tr>
+      <w:tr>
+        <w:tc>
+          <w:tcPr>
+            <w:tcW w:type="dxa" w:w="2484"/>
+          </w:tcPr>
+          <w:p>
+            <w:r>
+              <w:t>RF-13</w:t>
+            </w:r>
+          </w:p>
+        </w:tc>
+        <w:tc>
+          <w:tcPr>
+            <w:tcW w:type="dxa" w:w="2484"/>
+          </w:tcPr>
+          <w:p>
+            <w:r>
+              <w:t>Bloqueo temporal de mutabilidad a 48 horas (2 días calendario) con reserva exclusiva de edición centralizada en BD Empresarial.</w:t>
+            </w:r>
+          </w:p>
+        </w:tc>
+        <w:tc>
+          <w:tcPr>
+            <w:tcW w:type="dxa" w:w="2484"/>
+          </w:tcPr>
+          <w:p>
+            <w:r>
+              <w:t>Alta</w:t>
+            </w:r>
+          </w:p>
+        </w:tc>
+        <w:tc>
+          <w:tcPr>
+            <w:tcW w:type="dxa" w:w="2484"/>
+          </w:tcPr>
+          <w:p>
+            <w:r>
+              <w:t>Móvil / Gobernanza</w:t>
+            </w:r>
+          </w:p>
+        </w:tc>
+      </w:tr>
+      <w:tr>
+        <w:tc>
+          <w:tcPr>
+            <w:tcW w:type="dxa" w:w="2484"/>
+          </w:tcPr>
+          <w:p>
+            <w:r>
+              <w:t>RF-14</w:t>
+            </w:r>
+          </w:p>
+        </w:tc>
+        <w:tc>
+          <w:tcPr>
+            <w:tcW w:type="dxa" w:w="2484"/>
+          </w:tcPr>
+          <w:p>
+            <w:r>
+              <w:t>Partición bilateral de camas (Lado A y Lado B) para siembra individualizada en Pompón (13/12) y Cremón (11/11).</w:t>
+            </w:r>
+          </w:p>
+        </w:tc>
+        <w:tc>
+          <w:tcPr>
+            <w:tcW w:type="dxa" w:w="2484"/>
+          </w:tcPr>
+          <w:p>
+            <w:r>
+              <w:t>Alta</w:t>
+            </w:r>
+          </w:p>
+        </w:tc>
+        <w:tc>
+          <w:tcPr>
+            <w:tcW w:type="dxa" w:w="2484"/>
+          </w:tcPr>
+          <w:p>
+            <w:r>
+              <w:t>Móvil</w:t>
+            </w:r>
+          </w:p>
+        </w:tc>
+      </w:tr>
+      <w:tr>
+        <w:tc>
+          <w:tcPr>
+            <w:tcW w:type="dxa" w:w="2484"/>
+          </w:tcPr>
+          <w:p>
+            <w:r>
+              <w:t>RF-15</w:t>
+            </w:r>
+          </w:p>
+        </w:tc>
+        <w:tc>
+          <w:tcPr>
+            <w:tcW w:type="dxa" w:w="2484"/>
+          </w:tcPr>
+          <w:p>
+            <w:r>
+              <w:t>Régimen transversal bilateral ("Pasó al otro lado" / Siembra Mixta) con balanceo ponderado y trazabilidad estructurada en observaciones.</w:t>
+            </w:r>
+          </w:p>
+        </w:tc>
+        <w:tc>
+          <w:tcPr>
+            <w:tcW w:type="dxa" w:w="2484"/>
+          </w:tcPr>
+          <w:p>
+            <w:r>
+              <w:t>Alta</w:t>
+            </w:r>
+          </w:p>
+        </w:tc>
+        <w:tc>
+          <w:tcPr>
+            <w:tcW w:type="dxa" w:w="2484"/>
+          </w:tcPr>
+          <w:p>
+            <w:r>
+              <w:t>Móvil / DB</w:t>
+            </w:r>
+          </w:p>
+        </w:tc>
+      </w:tr>
+      <w:tr>
+        <w:tc>
+          <w:tcPr>
+            <w:tcW w:type="dxa" w:w="2484"/>
+          </w:tcPr>
+          <w:p>
+            <w:r>
+              <w:t>RF-16</w:t>
+            </w:r>
+          </w:p>
+        </w:tc>
+        <w:tc>
+          <w:tcPr>
+            <w:tcW w:type="dxa" w:w="2484"/>
+          </w:tcPr>
+          <w:p>
+            <w:r>
+              <w:t>Supresión de operario sembrador y exclusión analítica de rendimiento para unidades de propagación vegetal (Planta Madre, Bancos, Núcleos).</w:t>
+            </w:r>
+          </w:p>
+        </w:tc>
+        <w:tc>
+          <w:tcPr>
+            <w:tcW w:type="dxa" w:w="2484"/>
+          </w:tcPr>
+          <w:p>
+            <w:r>
+              <w:t>Alta</w:t>
+            </w:r>
+          </w:p>
+        </w:tc>
+        <w:tc>
+          <w:tcPr>
+            <w:tcW w:type="dxa" w:w="2484"/>
+          </w:tcPr>
+          <w:p>
+            <w:r>
+              <w:t>Móvil / Analytics</w:t>
             </w:r>
           </w:p>
         </w:tc>
@@ -4165,6 +4326,65 @@
       </w:r>
     </w:p>
     <w:p>
+      <w:pPr/>
+      <w:r>
+        <w:t>1) Modelo Matemático de Partición Bilateral de Camas y Siembra Mixta (Pompón y Cremón):</w:t>
+        <w:br/>
+        <w:t>En los cultivos de Pompón y Cremón, la geometría de la cama agronómica se divide físicamente en dos hemisferios longitudinales (Lado A y Lado B), abordados en paralelo por dos sembradores independientes. La carga vegetal total se rige por la función ponderada:</w:t>
+        <w:br/>
+        <w:t xml:space="preserve">    Total Esquejes = (Líneas_A · Densidad_A) + (Líneas_B · Densidad_B)</w:t>
+        <w:br/>
+        <w:t>donde los parámetros de densidad por línea son:</w:t>
+        <w:br/>
+        <w:t xml:space="preserve">    - Pompón (Total 25 esquejes por línea): Lado A = 13 esquejes por línea | Lado B = 12 esquejes por línea (Cama completa = 25 esquejes por línea).</w:t>
+        <w:br/>
+        <w:t xml:space="preserve">    - Cremón (Total 22 esquejes por línea): Lado A = 11 esquejes por línea | Lado B = 11 esquejes por línea (11 esquejes por cada lado; Cama completa = 22 esquejes por línea).</w:t>
+        <w:br/>
+        <w:t>Cuando un sembrador concluye su lado antes que su compañero y cruza la cama para apoyar la culminación de la misma ("Pasó al otro lado"), el sistema conmuta al modo mixto, admitiendo el ingreso disgregado de Líneas_A y Líneas_B, calculando la sumatoria en tiempo real y persistiendo en el registro la cadena de trazabilidad estructurada: "CLON: [Clon] | MIXTO: Lado A (L_A lín) + Lado B (L_B lín)".</w:t>
+      </w:r>
+    </w:p>
+    <w:p>
+      <w:r>
+        <w:t>En los cultivos de Pompón y Cremón, la geometría de la cama agronómica se divide físicamente en dos hemisferios longitudinales (Lado A y Lado B), abordados en paralelo por dos sembradores independientes. La carga vegetal total se rige por la función ponderada:</w:t>
+        <w:br/>
+        <w:t xml:space="preserve">    Total Esquejes = (Líneas_A · Densidad_A) + (Líneas_B · Densidad_B)</w:t>
+        <w:br/>
+        <w:t>donde los parámetros de densidad por línea son:</w:t>
+        <w:br/>
+        <w:t xml:space="preserve">    - Pompón: Densidad_A = 13 esq/lín, Densidad_B = 12 esq/lín (Densidad Cama Completa = 25 esq/lín).</w:t>
+        <w:br/>
+        <w:t xml:space="preserve">    - Cremón: Densidad_A = 11 esq/lín, Densidad_B = 11 esq/lín (Densidad Cama Completa = 22 esq/lín).</w:t>
+        <w:br/>
+        <w:t>Cuando un sembrador concluye su lado antes que su compañero y cruza la cama para apoyar la culminación de la misma ("Pasó al otro lado"), el sistema conmuta al modo mixto, admitiendo el ingreso disgregado de Líneas_A y Líneas_B, calculando la sumatoria en tiempo real y persistiendo en el registro la cadena de trazabilidad: "CLON: [Clon] | MIXTO: Lado A (L_A lín) + Lado B (L_B lín)".</w:t>
+      </w:r>
+    </w:p>
+    <w:p>
+      <w:pPr/>
+      <w:r>
+        <w:t>2) Desacoplamiento de Sembrador y Exclusión Analítica en Áreas de Propagación Especial:</w:t>
+      </w:r>
+    </w:p>
+    <w:p>
+      <w:r>
+        <w:t>Las unidades de Planta Madre, Bancos de enraizamiento y Núcleos de élite constituyen centros de multiplicación y sanidad vegetal cuya labor no obedece al régimen de siembra comercial a destajo. En consecuencia, el sistema aplica dos principios de diseño:</w:t>
+        <w:br/>
+        <w:t xml:space="preserve">    a) Desacoplamiento de Interfaz: El componente Dropdown de selección de operario se elimina dinámicamente del formulario, asignando un identificador neutral (operario_id = 0) exhibido en pantalla como "Sin Sembrador".</w:t>
+        <w:br/>
+        <w:t xml:space="preserve">    b) Filtrado Analítico en el Motor de Rendimiento: La función de evaluación de productividad excluye formalmente las labores con operario_id &lt;= 0 o cuya área corresponda a MADRE, BANCO o NÚCLEO, garantizando que los rankings y reportes ejecutivos en PDF reflejen con fidelidad matemática exclusiva el rendimiento laboral comercial.</w:t>
+      </w:r>
+    </w:p>
+    <w:p>
+      <w:pPr/>
+      <w:r>
+        <w:t>3) Modelo de Inmutabilidad Temporal Distribuida (Ventana de Mutabilidad de 48 Horas):</w:t>
+      </w:r>
+    </w:p>
+    <w:p>
+      <w:r>
+        <w:t>Para mitigar el riesgo de adulteración retrospectiva de datos de campo sin comprometer la usabilidad inmediata, se implementa una ventana de mutabilidad local Delta_t = t_actual - t_siembra &lt;= 2 días calendario. Dentro de esta ventana, el operario conserva la facultad de subsanar digitaciones erróneas. Al expirar las 48 horas, el cliente móvil bloquea irrevocablemente las acciones de edición y eliminación, asignando un estado visual de candado. Cualquier rectificación extemporánea queda supeditada exclusivamente a la base de datos empresarial central (Microsoft Access) bajo la supervisión autorizada del administrador de sistemas.</w:t>
+      </w:r>
+    </w:p>
+    <w:p>
       <w:pPr>
         <w:spacing w:after="60"/>
         <w:rPr>
@@ -6894,6 +7114,214 @@
                 <w:color w:val="212121"/>
                 <w:sz w:val="16"/>
               </w:rPr>
+              <w:t>APROBADO</w:t>
+            </w:r>
+          </w:p>
+        </w:tc>
+      </w:tr>
+      <w:tr>
+        <w:tc>
+          <w:tcPr>
+            <w:tcW w:type="dxa" w:w="1987"/>
+          </w:tcPr>
+          <w:p>
+            <w:r>
+              <w:t>TC-23</w:t>
+            </w:r>
+          </w:p>
+        </w:tc>
+        <w:tc>
+          <w:tcPr>
+            <w:tcW w:type="dxa" w:w="1987"/>
+          </w:tcPr>
+          <w:p>
+            <w:r>
+              <w:t>Gobernanza UI</w:t>
+            </w:r>
+          </w:p>
+        </w:tc>
+        <w:tc>
+          <w:tcPr>
+            <w:tcW w:type="dxa" w:w="1987"/>
+          </w:tcPr>
+          <w:p>
+            <w:r>
+              <w:t>Intento de edición/eliminación sobre siembra con antigüedad &gt; 2 días</w:t>
+            </w:r>
+          </w:p>
+        </w:tc>
+        <w:tc>
+          <w:tcPr>
+            <w:tcW w:type="dxa" w:w="1987"/>
+          </w:tcPr>
+          <w:p>
+            <w:r>
+              <w:t>Acción interceptada; despliegue de alerta de candado restrictivo y bloqueo de mutación</w:t>
+            </w:r>
+          </w:p>
+        </w:tc>
+        <w:tc>
+          <w:tcPr>
+            <w:tcW w:type="dxa" w:w="1987"/>
+          </w:tcPr>
+          <w:p>
+            <w:r>
+              <w:t>APROBADO</w:t>
+            </w:r>
+          </w:p>
+        </w:tc>
+      </w:tr>
+      <w:tr>
+        <w:tc>
+          <w:tcPr>
+            <w:tcW w:type="dxa" w:w="1987"/>
+          </w:tcPr>
+          <w:p>
+            <w:r>
+              <w:t>TC-24</w:t>
+            </w:r>
+          </w:p>
+        </w:tc>
+        <w:tc>
+          <w:tcPr>
+            <w:tcW w:type="dxa" w:w="1987"/>
+          </w:tcPr>
+          <w:p>
+            <w:r>
+              <w:t>Bilateral</w:t>
+            </w:r>
+          </w:p>
+        </w:tc>
+        <w:tc>
+          <w:tcPr>
+            <w:tcW w:type="dxa" w:w="1987"/>
+          </w:tcPr>
+          <w:p>
+            <w:r>
+              <w:t>Registro individual de Lado A y Lado B en Pompón (13/12) y Cremón (11/11)</w:t>
+            </w:r>
+          </w:p>
+        </w:tc>
+        <w:tc>
+          <w:tcPr>
+            <w:tcW w:type="dxa" w:w="1987"/>
+          </w:tcPr>
+          <w:p>
+            <w:r>
+              <w:t>Cálculo aritmético exacto de esquejes según hemisferio activo de la cama</w:t>
+            </w:r>
+          </w:p>
+        </w:tc>
+        <w:tc>
+          <w:tcPr>
+            <w:tcW w:type="dxa" w:w="1987"/>
+          </w:tcPr>
+          <w:p>
+            <w:r>
+              <w:t>APROBADO</w:t>
+            </w:r>
+          </w:p>
+        </w:tc>
+      </w:tr>
+      <w:tr>
+        <w:tc>
+          <w:tcPr>
+            <w:tcW w:type="dxa" w:w="1987"/>
+          </w:tcPr>
+          <w:p>
+            <w:r>
+              <w:t>TC-25</w:t>
+            </w:r>
+          </w:p>
+        </w:tc>
+        <w:tc>
+          <w:tcPr>
+            <w:tcW w:type="dxa" w:w="1987"/>
+          </w:tcPr>
+          <w:p>
+            <w:r>
+              <w:t>Régimen Mixto</w:t>
+            </w:r>
+          </w:p>
+        </w:tc>
+        <w:tc>
+          <w:tcPr>
+            <w:tcW w:type="dxa" w:w="1987"/>
+          </w:tcPr>
+          <w:p>
+            <w:r>
+              <w:t>Sembrador culmina un lado y cruza al opuesto ("Pasó al otro lado")</w:t>
+            </w:r>
+          </w:p>
+        </w:tc>
+        <w:tc>
+          <w:tcPr>
+            <w:tcW w:type="dxa" w:w="1987"/>
+          </w:tcPr>
+          <w:p>
+            <w:r>
+              <w:t>Suma ponderada de líneas A y B; trazabilidad estructurada almacenada en observaciones</w:t>
+            </w:r>
+          </w:p>
+        </w:tc>
+        <w:tc>
+          <w:tcPr>
+            <w:tcW w:type="dxa" w:w="1987"/>
+          </w:tcPr>
+          <w:p>
+            <w:r>
+              <w:t>APROBADO</w:t>
+            </w:r>
+          </w:p>
+        </w:tc>
+      </w:tr>
+      <w:tr>
+        <w:tc>
+          <w:tcPr>
+            <w:tcW w:type="dxa" w:w="1987"/>
+          </w:tcPr>
+          <w:p>
+            <w:r>
+              <w:t>TC-26</w:t>
+            </w:r>
+          </w:p>
+        </w:tc>
+        <w:tc>
+          <w:tcPr>
+            <w:tcW w:type="dxa" w:w="1987"/>
+          </w:tcPr>
+          <w:p>
+            <w:r>
+              <w:t>Áreas Especiales</w:t>
+            </w:r>
+          </w:p>
+        </w:tc>
+        <w:tc>
+          <w:tcPr>
+            <w:tcW w:type="dxa" w:w="1987"/>
+          </w:tcPr>
+          <w:p>
+            <w:r>
+              <w:t>Registro en Planta Madre, Bancos y Núcleos y generación de reporte PDF</w:t>
+            </w:r>
+          </w:p>
+        </w:tc>
+        <w:tc>
+          <w:tcPr>
+            <w:tcW w:type="dxa" w:w="1987"/>
+          </w:tcPr>
+          <w:p>
+            <w:r>
+              <w:t>Selector de sembrador ausente; siembras estrictamente excluidas del cálculo de rendimiento</w:t>
+            </w:r>
+          </w:p>
+        </w:tc>
+        <w:tc>
+          <w:tcPr>
+            <w:tcW w:type="dxa" w:w="1987"/>
+          </w:tcPr>
+          <w:p>
+            <w:r>
               <w:t>APROBADO</w:t>
             </w:r>
           </w:p>

--- a/DOCUMENTO_IEEE_PROYECTO_SIEMBRAS.docx
+++ b/DOCUMENTO_IEEE_PROYECTO_SIEMBRAS.docx
@@ -2297,7 +2297,7 @@
           </w:tcPr>
           <w:p>
             <w:r>
-              <w:t>Partición bilateral de camas (Lado A y Lado B) para siembra individualizada en Pompón (13/12) y Cremón (11/11).</w:t>
+              <w:t>Partición bilateral de camas (Lado A y Lado B) para siembra individualizada en Pompón (13/12), Cremón (11/11), Matsumoto (8/7) y Girasol (6/6).</w:t>
             </w:r>
           </w:p>
         </w:tc>
@@ -7198,7 +7198,7 @@
           </w:tcPr>
           <w:p>
             <w:r>
-              <w:t>Registro individual de Lado A y Lado B en Pompón (13/12) y Cremón (11/11)</w:t>
+              <w:t>Registro individual de Lado A y Lado B en Pompón (13/12), Cremón (11/11), Matsumoto (8/7) y Girasol (6/6)</w:t>
             </w:r>
           </w:p>
         </w:tc>

--- a/DOCUMENTO_IEEE_PROYECTO_SIEMBRAS.docx
+++ b/DOCUMENTO_IEEE_PROYECTO_SIEMBRAS.docx
@@ -8702,6 +8702,25 @@
           <w:lang w:val="es-CO"/>
         </w:rPr>
       </w:pPr>
+    </w:p>
+    <w:p>
+      <w:pPr>
+        <w:pStyle w:val="Ttulo1"/>
+      </w:pPr>
+      <w:r>
+        <w:t>VII. MÓDULO DE LIRIOS: CONTEO POR PARRILLAS Y RENDIMIENTOS POR CANASTAS</w:t>
+      </w:r>
+    </w:p>
+    <w:p>
+      <w:r>
+        <w:t>Se implementó una arquitectura agronómica especializada para el cultivo de Lirios (Lilium), clasificando las operaciones en tres subgrupos taxonómicos: LA, LO y OT.</w:t>
+        <w:br/>
+        <w:t>1. Conteo por Parrillas: Sustitución del modelo de líneas lineales por cuadrículas de densidad predeterminada (143 bulbos/parrilla para LA, y 63 bulbos/parrilla para LO y OT).</w:t>
+        <w:br/>
+        <w:t>2. Siembra Colectiva: Desacoplamiento del operario individual en el registro de camas (operarioId = 0), permitiendo registros de cuadrilla sin sesgar la trazabilidad individual.</w:t>
+        <w:br/>
+        <w:t>3. Rendimiento por Canastas: Modelo de entrega de canastas de 400, 425 y 450 bulbos (para LA) y 200, 225 y 250 bulbos (para LO/OT), gestionado en tiempo real desde la pantalla RendimientoLiriosScreen y respaldado en la tabla SQLite tb_lirios_canastas.</w:t>
+      </w:r>
     </w:p>
     <w:sectPr>
       <w:headerReference w:type="default" r:id="rId12"/>

--- a/DOCUMENTO_IEEE_PROYECTO_SIEMBRAS.docx
+++ b/DOCUMENTO_IEEE_PROYECTO_SIEMBRAS.docx
@@ -8706,20 +8706,34 @@
     <w:p>
       <w:pPr>
         <w:pStyle w:val="Ttulo1"/>
+        <w:spacing w:before="280" w:after="120"/>
       </w:pPr>
       <w:r>
-        <w:t>VII. MÓDULO DE LIRIOS: CONTEO POR PARRILLAS Y RENDIMIENTOS POR CANASTAS</w:t>
+        <w:t>VII. MÓDULO DE LIRIOS: CONTEO POR PARRILLAS, RENDIMIENTOS POR CANASTAS Y MITIGACIÓN DE DESBORDES EN CAPA DE PRESENTACIÓN</w:t>
       </w:r>
     </w:p>
     <w:p>
       <w:r>
-        <w:t>Se implementó una arquitectura agronómica especializada para el cultivo de Lirios (Lilium), clasificando las operaciones en tres subgrupos taxonómicos: LA, LO y OT.</w:t>
+        <w:t>A. Modelo Agronómico de Cuadrículas y Densidades Fijas</w:t>
         <w:br/>
-        <w:t>1. Conteo por Parrillas: Sustitución del modelo de líneas lineales por cuadrículas de densidad predeterminada (143 bulbos/parrilla para LA, y 63 bulbos/parrilla para LO y OT).</w:t>
+        <w:t>El sistema incorpora una taxonomía de siembra para Lirios (Lilium) sustentada en marcos de enrejado físico (parrillas). A diferencia del modelo lineal de tallos por metro, el cálculo de biomasa plantada obedece a una función discreta: Total = Parrillas × Densidad, donde la densidad oficial está preestablecida en 143 bulbos/parrilla para el híbrido LA y 63 bulbos/parrilla para los híbridos LO y OT.</w:t>
         <w:br/>
-        <w:t>2. Siembra Colectiva: Desacoplamiento del operario individual en el registro de camas (operarioId = 0), permitiendo registros de cuadrilla sin sesgar la trazabilidad individual.</w:t>
         <w:br/>
-        <w:t>3. Rendimiento por Canastas: Modelo de entrega de canastas de 400, 425 y 450 bulbos (para LA) y 200, 225 y 250 bulbos (para LO/OT), gestionado en tiempo real desde la pantalla RendimientoLiriosScreen y respaldado en la tabla SQLite tb_lirios_canastas.</w:t>
+        <w:t>B. Desacoplamiento Relacional de Operario en Cama Colectiva</w:t>
+        <w:br/>
+        <w:t>Para modelar con precisión la operación agrícola en invernaderos, donde las camas de Lirios son sembradas por cuadrillas de múltiples trabajadores simultáneos, se eliminó la restricción de cardinalidad 1:1 entre cama y operario. La transacción de siembra en cama fija operarioId = 0, desacoplando el registro agronómico del registro salarial.</w:t>
+        <w:br/>
+        <w:br/>
+        <w:t>C. Medición de Productividad en Tiempo Real por Entrega de Canastas</w:t>
+        <w:br/>
+        <w:t>La evaluación del desempeño laboral individual se trasladó a un modelo de eventos asíncronos basado en la entrega física de canastas. Mediante la tabla relacional local tb_lirios_canastas (indexada por fecha, subgrupo y operario), la aplicación registra cada entrega en tiempo real con su marca cronológica exacta, permitiendo balances de 400, 425 y 450 bulbos (LA) y 200, 225 y 250 bulbos (LO/OT).</w:t>
+        <w:br/>
+        <w:br/>
+        <w:t>D. Arquitectura de Interfaz Resiliente y Mitigación de Desbordes (RenderFlex Overflow Mitigation)</w:t>
+        <w:br/>
+        <w:t>1. Formalización de Contención Elástica: En entornos de campo, los dispositivos Android operan en orientaciones mixtas (vertical y horizontal) y reciben cadenas de texto de longitud no acotada (por ejemplo, razones sociales de exportadores de bulbos en Países Bajos o números de serie de contenedores marítimos). Para prevenir excepciones RenderFlex overflowed (visibles como franjas de advertencia amarillas y negras en el motor de renderizado de Flutter), se sustituyeron las composiciones rígidas por un esquema de contención elástica que utiliza Expanded simétrico con ajuste de línea dinámico y componentes de tipo Wrap.</w:t>
+        <w:br/>
+        <w:t>2. Estabilidad de Viewport y Scroll Continuo: Se implementó la física AlwaysScrollableScrollPhysics junto con acotamientos de altura máxima (BoxConstraints con límite del 90% del alto de pantalla) en modales de hoja inferior (showModalBottomSheet), compensando reactivamente el desplazamiento provocado por el teclado IME (viewInsets.bottom). Esto asegura que el operador pueda desplazarse sin restricciones y acceder a la totalidad de los controles interactivos en cualquier condición de pantalla.</w:t>
       </w:r>
     </w:p>
     <w:sectPr>
